--- a/RAG/Forms/docx/Mau_1.8_–_Giay_gioi_thieu_1011143252_2605082604.docx
+++ b/RAG/Forms/docx/Mau_1.8_–_Giay_gioi_thieu_1011143252_2605082604.docx
@@ -113,7 +113,7 @@
                 <w:color w:val="000000"/>
                 <w:shd w:val="clear" w:color="auto" w:fill="auto"/>
               </w:rPr>
-              <w:pict w14:anchorId="26F1E7E2">
+              <w:pict w14:anchorId="0C498E26">
                 <v:line id="_x0000_s2052" alt="" style="position:absolute;left:0;text-align:left;z-index:1;mso-wrap-edited:f;mso-width-percent:0;mso-height-percent:0;mso-width-percent:0;mso-height-percent:0" from="51.75pt,-18.95pt" to="125.25pt,-18.95pt">
                   <w10:wrap type="square" side="right"/>
                 </v:line>
@@ -238,7 +238,7 @@
                 <w:color w:val="000000"/>
                 <w:shd w:val="clear" w:color="auto" w:fill="auto"/>
               </w:rPr>
-              <w:pict w14:anchorId="1C507A58">
+              <w:pict w14:anchorId="0B3181F3">
                 <v:line id="_x0000_s2051" alt="" style="position:absolute;left:0;text-align:left;z-index:2;mso-wrap-edited:f;mso-width-percent:0;mso-height-percent:0;mso-width-percent:0;mso-height-percent:0" from="82.1pt,1.05pt" to="241.1pt,1.05pt">
                   <w10:wrap side="right"/>
                 </v:line>
@@ -427,7 +427,7 @@
           <w:sz w:val="28"/>
           <w:szCs w:val="28"/>
         </w:rPr>
-        <w:pict w14:anchorId="60B06AC3">
+        <w:pict w14:anchorId="1EF862D0">
           <v:line id="_x0000_s2050" alt="" style="position:absolute;left:0;text-align:left;z-index:3;mso-wrap-edited:f;mso-width-percent:0;mso-height-percent:0;mso-width-percent:0;mso-height-percent:0" from="199.2pt,2.7pt" to="271.2pt,2.7pt">
             <w10:wrap side="right"/>
           </v:line>
@@ -911,6 +911,8 @@
               <w:ind w:firstLine="0"/>
               <w:jc w:val="both"/>
               <w:rPr>
+                <w:b w:val="0"/>
+                <w:bCs w:val="0"/>
                 <w:color w:val="000000"/>
                 <w:sz w:val="24"/>
                 <w:szCs w:val="24"/>
@@ -919,6 +921,8 @@
             <w:r>
               <w:rPr>
                 <w:rStyle w:val="Bodytext20"/>
+                <w:b/>
+                <w:bCs/>
                 <w:i/>
                 <w:iCs/>
                 <w:color w:val="000000"/>
@@ -1097,12 +1101,16 @@
               <w:spacing w:line="390" w:lineRule="exact"/>
               <w:jc w:val="center"/>
               <w:rPr>
+                <w:b/>
+                <w:bCs/>
                 <w:color w:val="000000"/>
                 <w:lang w:val="vi-VN" w:eastAsia="vi-VN"/>
               </w:rPr>
             </w:pPr>
             <w:r>
               <w:rPr>
+                <w:b/>
+                <w:bCs/>
                 <w:color w:val="000000"/>
                 <w:lang w:val="vi-VN" w:eastAsia="vi-VN"/>
               </w:rPr>
@@ -1110,6 +1118,8 @@
             </w:r>
             <w:r>
               <w:rPr>
+                <w:b/>
+                <w:bCs/>
                 <w:lang w:val="vi-VN"/>
               </w:rPr>
               <w:t>{HO_VA_TEN_NGUOI_KY}}</w:t>
